--- a/docs/Requisiti.docx
+++ b/docs/Requisiti.docx
@@ -72,15 +72,7 @@
     </w:p>
     <w:p>
       <w:r>
-        <w:t xml:space="preserve">Il presente documento ha lo scopo di definire in modo formale e dettagliato i requisiti per il sistema di gestione "Barber Shop Digital Experience". Esso serve come base contrattuale e guida per lo sviluppo, rivolgendosi sia agli stakeholder (cliente/titolare) che </w:t>
-      </w:r>
-      <w:proofErr w:type="gramStart"/>
-      <w:r>
-        <w:t>al team</w:t>
-      </w:r>
-      <w:proofErr w:type="gramEnd"/>
-      <w:r>
-        <w:t xml:space="preserve"> di sviluppo.</w:t>
+        <w:t>Il presente documento ha lo scopo di definire in modo formale e dettagliato i requisiti per il sistema di gestione "Barber Shop Digital Experience". Esso serve come base contrattuale e guida per lo sviluppo, rivolgendosi sia agli stakeholder (cliente/titolare) che al team di sviluppo.</w:t>
       </w:r>
     </w:p>
     <w:p>
@@ -303,13 +295,6 @@
         <w:lastRenderedPageBreak/>
         <w:t>2.3 Caratteristiche utente</w:t>
       </w:r>
-      <w:r>
-        <w:rPr>
-          <w:b/>
-          <w:bCs/>
-        </w:rPr>
-        <w:t>*MODIFICA</w:t>
-      </w:r>
     </w:p>
     <w:p>
       <w:pPr>
@@ -348,12 +333,6 @@
       </w:r>
     </w:p>
     <w:p/>
-    <w:p/>
-    <w:p>
-      <w:r>
-        <w:t>AGGIUGNERE*MODIFICA</w:t>
-      </w:r>
-    </w:p>
     <w:p>
       <w:pPr>
         <w:rPr>
@@ -434,6 +413,7 @@
         <w:rPr>
           <w:b/>
           <w:bCs/>
+          <w:u w:val="single"/>
         </w:rPr>
       </w:pPr>
       <w:r>
@@ -456,45 +436,6 @@
           <w:bCs/>
         </w:rPr>
         <w:t xml:space="preserve"> Accesso</w:t>
-      </w:r>
-      <w:r>
-        <w:rPr>
-          <w:b/>
-          <w:bCs/>
-        </w:rPr>
-        <w:t xml:space="preserve"> </w:t>
-      </w:r>
-      <w:proofErr w:type="gramStart"/>
-      <w:r>
-        <w:rPr>
-          <w:b/>
-          <w:bCs/>
-        </w:rPr>
-        <w:t>e</w:t>
-      </w:r>
-      <w:proofErr w:type="gramEnd"/>
-      <w:r>
-        <w:rPr>
-          <w:b/>
-          <w:bCs/>
-        </w:rPr>
-        <w:t xml:space="preserve"> Eliminazione *</w:t>
-      </w:r>
-      <w:proofErr w:type="gramStart"/>
-      <w:r>
-        <w:rPr>
-          <w:b/>
-          <w:bCs/>
-        </w:rPr>
-        <w:t>MODIFICA(</w:t>
-      </w:r>
-      <w:proofErr w:type="gramEnd"/>
-      <w:r>
-        <w:rPr>
-          <w:b/>
-          <w:bCs/>
-        </w:rPr>
-        <w:t>spit 3)</w:t>
       </w:r>
     </w:p>
     <w:p>
@@ -504,13 +445,8 @@
           <w:numId w:val="4"/>
         </w:numPr>
       </w:pPr>
-      <w:proofErr w:type="spellStart"/>
-      <w:r>
-        <w:t>Req</w:t>
-      </w:r>
-      <w:proofErr w:type="spellEnd"/>
-      <w:r>
-        <w:t>. Utente: Il cliente deve potersi registrare per creare un profilo personale e accedere ai servizi.</w:t>
+      <w:r>
+        <w:t>Req. Utente: Il cliente deve potersi registrare per creare un profilo personale e accedere ai servizi.</w:t>
       </w:r>
     </w:p>
     <w:p>
@@ -520,21 +456,12 @@
           <w:numId w:val="4"/>
         </w:numPr>
       </w:pPr>
-      <w:proofErr w:type="spellStart"/>
-      <w:r>
-        <w:rPr>
-          <w:b/>
-          <w:bCs/>
-        </w:rPr>
-        <w:t>Req</w:t>
-      </w:r>
-      <w:proofErr w:type="spellEnd"/>
-      <w:r>
-        <w:rPr>
-          <w:b/>
-          <w:bCs/>
-        </w:rPr>
-        <w:t>. di Sistema:</w:t>
+      <w:r>
+        <w:rPr>
+          <w:b/>
+          <w:bCs/>
+        </w:rPr>
+        <w:t>Req. di Sistema:</w:t>
       </w:r>
     </w:p>
     <w:p>
@@ -590,13 +517,8 @@
           <w:numId w:val="5"/>
         </w:numPr>
       </w:pPr>
-      <w:proofErr w:type="spellStart"/>
-      <w:r>
-        <w:t>Req</w:t>
-      </w:r>
-      <w:proofErr w:type="spellEnd"/>
-      <w:r>
-        <w:t>. Utente: Il cliente deve poter visualizzare quando il barbiere è libero e prenotare un appuntamento.</w:t>
+      <w:r>
+        <w:t>Req. Utente: Il cliente deve poter visualizzare quando il barbiere è libero e prenotare un appuntamento.</w:t>
       </w:r>
     </w:p>
     <w:p>
@@ -606,21 +528,12 @@
           <w:numId w:val="5"/>
         </w:numPr>
       </w:pPr>
-      <w:proofErr w:type="spellStart"/>
-      <w:r>
-        <w:rPr>
-          <w:b/>
-          <w:bCs/>
-        </w:rPr>
-        <w:t>Req</w:t>
-      </w:r>
-      <w:proofErr w:type="spellEnd"/>
-      <w:r>
-        <w:rPr>
-          <w:b/>
-          <w:bCs/>
-        </w:rPr>
-        <w:t>. di Sistema:</w:t>
+      <w:r>
+        <w:rPr>
+          <w:b/>
+          <w:bCs/>
+        </w:rPr>
+        <w:t>Req. di Sistema:</w:t>
       </w:r>
     </w:p>
     <w:p>
@@ -657,7 +570,6 @@
           <w:b/>
           <w:bCs/>
         </w:rPr>
-        <w:lastRenderedPageBreak/>
         <w:t>Funzione Critica:</w:t>
       </w:r>
       <w:r>
@@ -682,6 +594,7 @@
         </w:numPr>
       </w:pPr>
       <w:r>
+        <w:lastRenderedPageBreak/>
         <w:t>Il sistema deve confermare la prenotazione solo se il barbiere è libero per l'intera durata del trattamento.</w:t>
       </w:r>
     </w:p>
@@ -707,13 +620,8 @@
           <w:numId w:val="6"/>
         </w:numPr>
       </w:pPr>
-      <w:proofErr w:type="spellStart"/>
-      <w:r>
-        <w:t>Req</w:t>
-      </w:r>
-      <w:proofErr w:type="spellEnd"/>
-      <w:r>
-        <w:t>. Utente: Il cliente deve poter lasciare un'opinione sul servizio ricevuto.</w:t>
+      <w:r>
+        <w:t>Req. Utente: Il cliente deve poter lasciare un'opinione sul servizio ricevuto.</w:t>
       </w:r>
     </w:p>
     <w:p>
@@ -723,21 +631,12 @@
           <w:numId w:val="6"/>
         </w:numPr>
       </w:pPr>
-      <w:proofErr w:type="spellStart"/>
-      <w:r>
-        <w:rPr>
-          <w:b/>
-          <w:bCs/>
-        </w:rPr>
-        <w:t>Req</w:t>
-      </w:r>
-      <w:proofErr w:type="spellEnd"/>
-      <w:r>
-        <w:rPr>
-          <w:b/>
-          <w:bCs/>
-        </w:rPr>
-        <w:t>. di Sistema:</w:t>
+      <w:r>
+        <w:rPr>
+          <w:b/>
+          <w:bCs/>
+        </w:rPr>
+        <w:t>Req. di Sistema:</w:t>
       </w:r>
     </w:p>
     <w:p>
@@ -784,13 +683,8 @@
           <w:numId w:val="7"/>
         </w:numPr>
       </w:pPr>
-      <w:proofErr w:type="spellStart"/>
-      <w:r>
-        <w:t>Req</w:t>
-      </w:r>
-      <w:proofErr w:type="spellEnd"/>
-      <w:r>
-        <w:t>. Utente: Il titolare deve poter gestire gli orari del negozio e i prezzi.</w:t>
+      <w:r>
+        <w:t>Req. Utente: Il titolare deve poter gestire gli orari del negozio e i prezzi.</w:t>
       </w:r>
     </w:p>
     <w:p>
@@ -800,21 +694,12 @@
           <w:numId w:val="7"/>
         </w:numPr>
       </w:pPr>
-      <w:proofErr w:type="spellStart"/>
-      <w:r>
-        <w:rPr>
-          <w:b/>
-          <w:bCs/>
-        </w:rPr>
-        <w:t>Req</w:t>
-      </w:r>
-      <w:proofErr w:type="spellEnd"/>
-      <w:r>
-        <w:rPr>
-          <w:b/>
-          <w:bCs/>
-        </w:rPr>
-        <w:t>. di Sistema:</w:t>
+      <w:r>
+        <w:rPr>
+          <w:b/>
+          <w:bCs/>
+        </w:rPr>
+        <w:t>Req. di Sistema:</w:t>
       </w:r>
     </w:p>
     <w:p>
@@ -872,13 +757,8 @@
           <w:numId w:val="8"/>
         </w:numPr>
       </w:pPr>
-      <w:proofErr w:type="spellStart"/>
-      <w:r>
-        <w:t>Req</w:t>
-      </w:r>
-      <w:proofErr w:type="spellEnd"/>
-      <w:r>
-        <w:t>. Utente: Il titolare deve poter controllare la disponibilità dei prodotti.</w:t>
+      <w:r>
+        <w:t>Req. Utente: Il titolare deve poter controllare la disponibilità dei prodotti.</w:t>
       </w:r>
     </w:p>
     <w:p>
@@ -888,21 +768,12 @@
           <w:numId w:val="8"/>
         </w:numPr>
       </w:pPr>
-      <w:proofErr w:type="spellStart"/>
-      <w:r>
-        <w:rPr>
-          <w:b/>
-          <w:bCs/>
-        </w:rPr>
-        <w:t>Req</w:t>
-      </w:r>
-      <w:proofErr w:type="spellEnd"/>
-      <w:r>
-        <w:rPr>
-          <w:b/>
-          <w:bCs/>
-        </w:rPr>
-        <w:t>. di Sistema:</w:t>
+      <w:r>
+        <w:rPr>
+          <w:b/>
+          <w:bCs/>
+        </w:rPr>
+        <w:t>Req. di Sistema:</w:t>
       </w:r>
     </w:p>
     <w:p>
@@ -980,7 +851,6 @@
         </w:numPr>
       </w:pPr>
       <w:r>
-        <w:lastRenderedPageBreak/>
         <w:t>Il sistema deve garantire la coerenza dei dati (assenza di "double booking") attraverso l'esecuzione obbligatoria del controllo automatico "Check Disponibilità" prima di ogni conferma.</w:t>
       </w:r>
     </w:p>
@@ -996,23 +866,7 @@
           <w:b/>
           <w:bCs/>
         </w:rPr>
-        <w:t>3.2.2 Usabilità (</w:t>
-      </w:r>
-      <w:proofErr w:type="spellStart"/>
-      <w:r>
-        <w:rPr>
-          <w:b/>
-          <w:bCs/>
-        </w:rPr>
-        <w:t>Usability</w:t>
-      </w:r>
-      <w:proofErr w:type="spellEnd"/>
-      <w:r>
-        <w:rPr>
-          <w:b/>
-          <w:bCs/>
-        </w:rPr>
-        <w:t>)</w:t>
+        <w:t>3.2.2 Usabilità (Usability)</w:t>
       </w:r>
     </w:p>
     <w:p>
@@ -1023,6 +877,7 @@
         </w:numPr>
       </w:pPr>
       <w:r>
+        <w:lastRenderedPageBreak/>
         <w:t>L'interfaccia cliente deve eliminare l'incertezza, presentando visivamente gli slot liberi senza richiedere all'utente di tentare orari a caso.</w:t>
       </w:r>
     </w:p>
